--- a/отчет.docx
+++ b/отчет.docx
@@ -1,6 +1,6 @@
 
 <file path=word/document.xml><?xml version="1.0" encoding="utf-8"?>
-<w:document xmlns:wpc="http://schemas.microsoft.com/office/word/2010/wordprocessingCanvas" xmlns:mc="http://schemas.openxmlformats.org/markup-compatibility/2006" xmlns:o="urn:schemas-microsoft-com:office:office" xmlns:r="http://schemas.openxmlformats.org/officeDocument/2006/relationships" xmlns:m="http://schemas.openxmlformats.org/officeDocument/2006/math" xmlns:v="urn:schemas-microsoft-com:vml" xmlns:wp14="http://schemas.microsoft.com/office/word/2010/wordprocessingDrawing" xmlns:wp="http://schemas.openxmlformats.org/drawingml/2006/wordprocessingDrawing" xmlns:w10="urn:schemas-microsoft-com:office:word" xmlns:w="http://schemas.openxmlformats.org/wordprocessingml/2006/main" xmlns:w14="http://schemas.microsoft.com/office/word/2010/wordml" xmlns:w15="http://schemas.microsoft.com/office/word/2012/wordml" xmlns:wpg="http://schemas.microsoft.com/office/word/2010/wordprocessingGroup" xmlns:wpi="http://schemas.microsoft.com/office/word/2010/wordprocessingInk" xmlns:wne="http://schemas.microsoft.com/office/word/2006/wordml" xmlns:wps="http://schemas.microsoft.com/office/word/2010/wordprocessingShape" mc:Ignorable="w14 w15 wp14">
+<w:document xmlns:wpc="http://schemas.microsoft.com/office/word/2010/wordprocessingCanvas" xmlns:cx="http://schemas.microsoft.com/office/drawing/2014/chartex" xmlns:cx1="http://schemas.microsoft.com/office/drawing/2015/9/8/chartex" xmlns:cx2="http://schemas.microsoft.com/office/drawing/2015/10/21/chartex" xmlns:cx3="http://schemas.microsoft.com/office/drawing/2016/5/9/chartex" xmlns:cx4="http://schemas.microsoft.com/office/drawing/2016/5/10/chartex" xmlns:cx5="http://schemas.microsoft.com/office/drawing/2016/5/11/chartex" xmlns:cx6="http://schemas.microsoft.com/office/drawing/2016/5/12/chartex" xmlns:cx7="http://schemas.microsoft.com/office/drawing/2016/5/13/chartex" xmlns:cx8="http://schemas.microsoft.com/office/drawing/2016/5/14/chartex" xmlns:mc="http://schemas.openxmlformats.org/markup-compatibility/2006" xmlns:aink="http://schemas.microsoft.com/office/drawing/2016/ink" xmlns:am3d="http://schemas.microsoft.com/office/drawing/2017/model3d" xmlns:o="urn:schemas-microsoft-com:office:office" xmlns:oel="http://schemas.microsoft.com/office/2019/extlst" xmlns:r="http://schemas.openxmlformats.org/officeDocument/2006/relationships" xmlns:m="http://schemas.openxmlformats.org/officeDocument/2006/math" xmlns:v="urn:schemas-microsoft-com:vml" xmlns:wp14="http://schemas.microsoft.com/office/word/2010/wordprocessingDrawing" xmlns:wp="http://schemas.openxmlformats.org/drawingml/2006/wordprocessingDrawing" xmlns:w10="urn:schemas-microsoft-com:office:word" xmlns:w="http://schemas.openxmlformats.org/wordprocessingml/2006/main" xmlns:w14="http://schemas.microsoft.com/office/word/2010/wordml" xmlns:w15="http://schemas.microsoft.com/office/word/2012/wordml" xmlns:w16cex="http://schemas.microsoft.com/office/word/2018/wordml/cex" xmlns:w16cid="http://schemas.microsoft.com/office/word/2016/wordml/cid" xmlns:w16="http://schemas.microsoft.com/office/word/2018/wordml" xmlns:w16du="http://schemas.microsoft.com/office/word/2023/wordml/word16du" xmlns:w16sdtdh="http://schemas.microsoft.com/office/word/2020/wordml/sdtdatahash" xmlns:w16sdtfl="http://schemas.microsoft.com/office/word/2024/wordml/sdtformatlock" xmlns:w16se="http://schemas.microsoft.com/office/word/2015/wordml/symex" xmlns:wpg="http://schemas.microsoft.com/office/word/2010/wordprocessingGroup" xmlns:wpi="http://schemas.microsoft.com/office/word/2010/wordprocessingInk" xmlns:wne="http://schemas.microsoft.com/office/word/2006/wordml" xmlns:wps="http://schemas.microsoft.com/office/word/2010/wordprocessingShape" mc:Ignorable="w14 w15 w16se w16cid w16 w16cex w16sdtdh w16sdtfl w16du wp14">
   <w:body>
     <w:p>
       <w:pPr>
@@ -174,6 +174,7 @@
         <w:rPr>
           <w:sz w:val="28"/>
           <w:szCs w:val="28"/>
+          <w:lang w:val="ru-RU"/>
         </w:rPr>
       </w:pPr>
       <w:r>
@@ -188,6 +189,7 @@
         <w:rPr>
           <w:sz w:val="28"/>
           <w:szCs w:val="28"/>
+          <w:lang w:val="ru-RU"/>
         </w:rPr>
         <w:t>4</w:t>
       </w:r>
@@ -282,7 +284,6 @@
           <w:lang w:val="ru-RU"/>
         </w:rPr>
       </w:pPr>
-      <w:proofErr w:type="spellStart"/>
       <w:r>
         <w:rPr>
           <w:sz w:val="28"/>
@@ -291,7 +292,6 @@
         </w:rPr>
         <w:t>Михлин</w:t>
       </w:r>
-      <w:proofErr w:type="spellEnd"/>
       <w:r>
         <w:rPr>
           <w:sz w:val="28"/>
@@ -830,7 +830,7 @@
           <w:vertAlign w:val="superscript"/>
           <w:lang w:val="ru-RU"/>
         </w:rPr>
-        <w:t>4</w:t>
+        <w:t>3</w:t>
       </w:r>
       <w:r>
         <w:rPr>
@@ -1461,6 +1461,7 @@
       <w:r>
         <w:rPr>
           <w:rStyle w:val="apple-converted-space"/>
+          <w:noProof/>
           <w:color w:val="000000"/>
           <w:sz w:val="28"/>
           <w:szCs w:val="28"/>
@@ -1572,6 +1573,7 @@
       <w:r>
         <w:rPr>
           <w:rStyle w:val="apple-converted-space"/>
+          <w:noProof/>
           <w:color w:val="000000"/>
           <w:sz w:val="28"/>
           <w:szCs w:val="28"/>
@@ -1682,6 +1684,7 @@
       <w:r>
         <w:rPr>
           <w:rStyle w:val="apple-converted-space"/>
+          <w:noProof/>
           <w:color w:val="000000"/>
           <w:sz w:val="28"/>
           <w:szCs w:val="28"/>
@@ -1791,6 +1794,7 @@
       <w:r>
         <w:rPr>
           <w:rStyle w:val="apple-converted-space"/>
+          <w:noProof/>
           <w:color w:val="000000"/>
           <w:sz w:val="28"/>
           <w:szCs w:val="28"/>
@@ -1902,6 +1906,7 @@
       <w:r>
         <w:rPr>
           <w:rStyle w:val="apple-converted-space"/>
+          <w:noProof/>
           <w:color w:val="000000"/>
           <w:sz w:val="28"/>
           <w:szCs w:val="28"/>
@@ -2010,7 +2015,6 @@
         </w:rPr>
         <w:t>.</w:t>
       </w:r>
-      <w:proofErr w:type="spellStart"/>
       <w:r>
         <w:rPr>
           <w:rStyle w:val="apple-converted-space"/>
@@ -2022,7 +2026,6 @@
         </w:rPr>
         <w:t>docx</w:t>
       </w:r>
-      <w:proofErr w:type="spellEnd"/>
       <w:r>
         <w:rPr>
           <w:rStyle w:val="apple-converted-space"/>
@@ -2114,6 +2117,7 @@
       <w:r>
         <w:rPr>
           <w:rStyle w:val="apple-converted-space"/>
+          <w:noProof/>
           <w:color w:val="000000"/>
           <w:sz w:val="28"/>
           <w:szCs w:val="28"/>
@@ -2225,6 +2229,7 @@
       <w:r>
         <w:rPr>
           <w:rStyle w:val="apple-converted-space"/>
+          <w:noProof/>
           <w:color w:val="000000"/>
           <w:sz w:val="28"/>
           <w:szCs w:val="28"/>
@@ -2334,6 +2339,7 @@
       <w:r>
         <w:rPr>
           <w:rStyle w:val="apple-converted-space"/>
+          <w:noProof/>
           <w:color w:val="000000"/>
           <w:sz w:val="28"/>
           <w:szCs w:val="28"/>
@@ -2457,6 +2463,7 @@
       <w:r>
         <w:rPr>
           <w:rStyle w:val="apple-converted-space"/>
+          <w:noProof/>
           <w:color w:val="000000"/>
           <w:sz w:val="28"/>
           <w:szCs w:val="28"/>
@@ -2555,6 +2562,7 @@
       <w:r>
         <w:rPr>
           <w:rStyle w:val="apple-converted-space"/>
+          <w:noProof/>
           <w:color w:val="000000"/>
           <w:sz w:val="28"/>
           <w:szCs w:val="28"/>
@@ -2675,31 +2683,7 @@
           <w:sz w:val="28"/>
           <w:szCs w:val="28"/>
         </w:rPr>
-        <w:t>.</w:t>
-      </w:r>
-      <w:proofErr w:type="spellStart"/>
-      <w:r>
-        <w:rPr>
-          <w:rStyle w:val="apple-converted-space"/>
-          <w:b/>
-          <w:bCs/>
-          <w:color w:val="000000"/>
-          <w:sz w:val="28"/>
-          <w:szCs w:val="28"/>
-        </w:rPr>
-        <w:t>xlsx</w:t>
-      </w:r>
-      <w:proofErr w:type="spellEnd"/>
-      <w:r>
-        <w:rPr>
-          <w:rStyle w:val="apple-converted-space"/>
-          <w:b/>
-          <w:bCs/>
-          <w:color w:val="000000"/>
-          <w:sz w:val="28"/>
-          <w:szCs w:val="28"/>
-        </w:rPr>
-        <w:t>)</w:t>
+        <w:t>.xlsx)</w:t>
       </w:r>
     </w:p>
     <w:p>
@@ -2791,6 +2775,7 @@
       <w:r>
         <w:rPr>
           <w:rStyle w:val="apple-converted-space"/>
+          <w:noProof/>
           <w:color w:val="000000"/>
           <w:sz w:val="28"/>
           <w:szCs w:val="28"/>
@@ -2902,6 +2887,7 @@
       <w:r>
         <w:rPr>
           <w:rStyle w:val="apple-converted-space"/>
+          <w:noProof/>
           <w:color w:val="000000"/>
           <w:sz w:val="28"/>
           <w:szCs w:val="28"/>
@@ -3012,6 +2998,7 @@
       <w:r>
         <w:rPr>
           <w:rStyle w:val="apple-converted-space"/>
+          <w:noProof/>
           <w:color w:val="000000"/>
           <w:sz w:val="28"/>
           <w:szCs w:val="28"/>
@@ -3120,6 +3107,7 @@
       <w:r>
         <w:rPr>
           <w:rStyle w:val="apple-converted-space"/>
+          <w:noProof/>
           <w:color w:val="000000"/>
           <w:sz w:val="28"/>
           <w:szCs w:val="28"/>
@@ -3220,6 +3208,7 @@
       <w:r>
         <w:rPr>
           <w:rStyle w:val="apple-converted-space"/>
+          <w:noProof/>
           <w:color w:val="000000"/>
           <w:sz w:val="28"/>
           <w:szCs w:val="28"/>
@@ -3454,7 +3443,7 @@
           <w:lang w:val="ru-RU" w:eastAsia="ru-RU"/>
         </w:rPr>
         <w:drawing>
-          <wp:inline distT="0" distB="0" distL="0" distR="0" wp14:anchorId="1C18A575" wp14:editId="3F5DF2E2">
+          <wp:inline distT="0" distB="0" distL="0" distR="0" wp14:anchorId="1C18A575" wp14:editId="77983D13">
             <wp:extent cx="2139696" cy="2674620"/>
             <wp:effectExtent l="0" t="0" r="0" b="0"/>
             <wp:docPr id="31" name="Рисунок 31"/>
@@ -3550,6 +3539,7 @@
       <w:r>
         <w:rPr>
           <w:rStyle w:val="apple-converted-space"/>
+          <w:noProof/>
           <w:color w:val="000000"/>
           <w:sz w:val="28"/>
           <w:szCs w:val="28"/>
@@ -3643,6 +3633,7 @@
       <w:r>
         <w:rPr>
           <w:rStyle w:val="apple-converted-space"/>
+          <w:noProof/>
           <w:color w:val="000000"/>
           <w:sz w:val="28"/>
           <w:szCs w:val="28"/>
@@ -3698,6 +3689,7 @@
       <w:r>
         <w:rPr>
           <w:rStyle w:val="apple-converted-space"/>
+          <w:noProof/>
           <w:color w:val="000000"/>
           <w:sz w:val="28"/>
           <w:szCs w:val="28"/>
@@ -3807,6 +3799,7 @@
       <w:r>
         <w:rPr>
           <w:rStyle w:val="apple-converted-space"/>
+          <w:noProof/>
           <w:color w:val="000000"/>
           <w:sz w:val="28"/>
           <w:szCs w:val="28"/>
@@ -3910,7 +3903,7 @@
           <w:lang w:val="ru-RU" w:eastAsia="ru-RU"/>
         </w:rPr>
         <w:drawing>
-          <wp:inline distT="0" distB="0" distL="0" distR="0" wp14:anchorId="47A1E70E" wp14:editId="1EC644AC">
+          <wp:inline distT="0" distB="0" distL="0" distR="0" wp14:anchorId="47A1E70E" wp14:editId="66F246EF">
             <wp:extent cx="1919859" cy="2399824"/>
             <wp:effectExtent l="0" t="0" r="4445" b="635"/>
             <wp:docPr id="38" name="Рисунок 38"/>
@@ -4110,6 +4103,7 @@
       <w:r>
         <w:rPr>
           <w:rStyle w:val="apple-converted-space"/>
+          <w:noProof/>
           <w:color w:val="000000"/>
           <w:sz w:val="28"/>
           <w:szCs w:val="28"/>
@@ -4227,6 +4221,7 @@
       <w:r>
         <w:rPr>
           <w:rStyle w:val="apple-converted-space"/>
+          <w:noProof/>
           <w:color w:val="000000"/>
           <w:sz w:val="28"/>
           <w:szCs w:val="28"/>
@@ -4336,6 +4331,7 @@
       <w:r>
         <w:rPr>
           <w:rStyle w:val="apple-converted-space"/>
+          <w:noProof/>
           <w:color w:val="000000"/>
           <w:sz w:val="28"/>
           <w:szCs w:val="28"/>
@@ -4392,6 +4388,7 @@
       <w:r>
         <w:rPr>
           <w:rStyle w:val="apple-converted-space"/>
+          <w:noProof/>
           <w:color w:val="000000"/>
           <w:sz w:val="28"/>
           <w:szCs w:val="28"/>
@@ -4486,6 +4483,7 @@
       <w:r>
         <w:rPr>
           <w:rStyle w:val="apple-converted-space"/>
+          <w:noProof/>
           <w:color w:val="000000"/>
           <w:sz w:val="28"/>
           <w:szCs w:val="28"/>
@@ -4584,6 +4582,7 @@
       <w:r>
         <w:rPr>
           <w:rStyle w:val="a5"/>
+          <w:noProof/>
           <w:color w:val="000000"/>
           <w:sz w:val="28"/>
           <w:szCs w:val="28"/>
@@ -4813,6 +4812,7 @@
       <w:r>
         <w:rPr>
           <w:rStyle w:val="apple-converted-space"/>
+          <w:noProof/>
           <w:color w:val="000000"/>
           <w:sz w:val="28"/>
           <w:szCs w:val="28"/>
@@ -4909,6 +4909,7 @@
       <w:r>
         <w:rPr>
           <w:rStyle w:val="apple-converted-space"/>
+          <w:noProof/>
           <w:color w:val="000000"/>
           <w:sz w:val="28"/>
           <w:szCs w:val="28"/>
@@ -4990,6 +4991,7 @@
       <w:r>
         <w:rPr>
           <w:rStyle w:val="apple-converted-space"/>
+          <w:noProof/>
           <w:color w:val="000000"/>
           <w:sz w:val="28"/>
           <w:szCs w:val="28"/>
@@ -5145,6 +5147,7 @@
       <w:r>
         <w:rPr>
           <w:rStyle w:val="apple-converted-space"/>
+          <w:noProof/>
           <w:color w:val="000000"/>
           <w:sz w:val="28"/>
           <w:szCs w:val="28"/>
@@ -5256,6 +5259,7 @@
       <w:r>
         <w:rPr>
           <w:rStyle w:val="apple-converted-space"/>
+          <w:noProof/>
           <w:color w:val="000000"/>
           <w:sz w:val="28"/>
           <w:szCs w:val="28"/>
@@ -5429,6 +5433,7 @@
       <w:r>
         <w:rPr>
           <w:rStyle w:val="apple-converted-space"/>
+          <w:noProof/>
           <w:color w:val="000000"/>
           <w:sz w:val="28"/>
           <w:szCs w:val="28"/>
@@ -5511,6 +5516,7 @@
       <w:r>
         <w:rPr>
           <w:rStyle w:val="apple-converted-space"/>
+          <w:noProof/>
           <w:color w:val="000000"/>
           <w:sz w:val="28"/>
           <w:szCs w:val="28"/>
@@ -5606,6 +5612,7 @@
       <w:r>
         <w:rPr>
           <w:rStyle w:val="apple-converted-space"/>
+          <w:noProof/>
           <w:color w:val="000000"/>
           <w:sz w:val="28"/>
           <w:szCs w:val="28"/>
@@ -5745,6 +5752,7 @@
       <w:r>
         <w:rPr>
           <w:rStyle w:val="apple-converted-space"/>
+          <w:noProof/>
           <w:color w:val="000000"/>
           <w:sz w:val="28"/>
           <w:szCs w:val="28"/>
@@ -5842,6 +5850,7 @@
       <w:r>
         <w:rPr>
           <w:rStyle w:val="a5"/>
+          <w:noProof/>
           <w:color w:val="000000"/>
           <w:sz w:val="28"/>
           <w:szCs w:val="28"/>
@@ -5972,17 +5981,15 @@
       <w:r>
         <w:rPr>
           <w:rStyle w:val="apple-converted-space"/>
-          <w:noProof/>
-          <w:color w:val="000000"/>
-          <w:sz w:val="28"/>
-          <w:szCs w:val="28"/>
-          <w:lang w:val="ru-RU" w:eastAsia="ru-RU"/>
+          <w:color w:val="000000"/>
+          <w:sz w:val="28"/>
+          <w:szCs w:val="28"/>
         </w:rPr>
         <w:drawing>
-          <wp:inline distT="0" distB="0" distL="0" distR="0" wp14:anchorId="1B736DE0" wp14:editId="11C05743">
-            <wp:extent cx="6645910" cy="9271916"/>
-            <wp:effectExtent l="0" t="0" r="2540" b="5715"/>
-            <wp:docPr id="79" name="Рисунок 79"/>
+          <wp:inline distT="0" distB="0" distL="0" distR="0" wp14:anchorId="57D859E5" wp14:editId="059A732E">
+            <wp:extent cx="6645910" cy="8569960"/>
+            <wp:effectExtent l="0" t="0" r="0" b="2540"/>
+            <wp:docPr id="2099575670" name="Рисунок 1"/>
             <wp:cNvGraphicFramePr>
               <a:graphicFrameLocks xmlns:a="http://schemas.openxmlformats.org/drawingml/2006/main" noChangeAspect="1"/>
             </wp:cNvGraphicFramePr>
@@ -5990,36 +5997,23 @@
               <a:graphicData uri="http://schemas.openxmlformats.org/drawingml/2006/picture">
                 <pic:pic xmlns:pic="http://schemas.openxmlformats.org/drawingml/2006/picture">
                   <pic:nvPicPr>
-                    <pic:cNvPr id="0" name="Picture 1"/>
-                    <pic:cNvPicPr>
-                      <a:picLocks noChangeAspect="1" noChangeArrowheads="1"/>
-                    </pic:cNvPicPr>
+                    <pic:cNvPr id="2099575670" name=""/>
+                    <pic:cNvPicPr/>
                   </pic:nvPicPr>
                   <pic:blipFill>
-                    <a:blip r:embed="rId43">
-                      <a:extLst>
-                        <a:ext uri="{28A0092B-C50C-407E-A947-70E740481C1C}">
-                          <a14:useLocalDpi xmlns:a14="http://schemas.microsoft.com/office/drawing/2010/main" val="0"/>
-                        </a:ext>
-                      </a:extLst>
-                    </a:blip>
-                    <a:srcRect/>
+                    <a:blip r:embed="rId43"/>
                     <a:stretch>
                       <a:fillRect/>
                     </a:stretch>
                   </pic:blipFill>
-                  <pic:spPr bwMode="auto">
+                  <pic:spPr>
                     <a:xfrm>
                       <a:off x="0" y="0"/>
-                      <a:ext cx="6645910" cy="9271916"/>
+                      <a:ext cx="6645910" cy="8569960"/>
                     </a:xfrm>
                     <a:prstGeom prst="rect">
                       <a:avLst/>
                     </a:prstGeom>
-                    <a:noFill/>
-                    <a:ln>
-                      <a:noFill/>
-                    </a:ln>
                   </pic:spPr>
                 </pic:pic>
               </a:graphicData>
@@ -6027,8 +6021,6 @@
           </wp:inline>
         </w:drawing>
       </w:r>
-      <w:bookmarkStart w:id="0" w:name="_GoBack"/>
-      <w:bookmarkEnd w:id="0"/>
     </w:p>
     <w:sectPr>
       <w:footerReference w:type="default" r:id="rId44"/>
@@ -6044,7 +6036,7 @@
 </file>
 
 <file path=word/endnotes.xml><?xml version="1.0" encoding="utf-8"?>
-<w:endnotes xmlns:wpc="http://schemas.microsoft.com/office/word/2010/wordprocessingCanvas" xmlns:mc="http://schemas.openxmlformats.org/markup-compatibility/2006" xmlns:o="urn:schemas-microsoft-com:office:office" xmlns:r="http://schemas.openxmlformats.org/officeDocument/2006/relationships" xmlns:m="http://schemas.openxmlformats.org/officeDocument/2006/math" xmlns:v="urn:schemas-microsoft-com:vml" xmlns:wp14="http://schemas.microsoft.com/office/word/2010/wordprocessingDrawing" xmlns:wp="http://schemas.openxmlformats.org/drawingml/2006/wordprocessingDrawing" xmlns:w10="urn:schemas-microsoft-com:office:word" xmlns:w="http://schemas.openxmlformats.org/wordprocessingml/2006/main" xmlns:w14="http://schemas.microsoft.com/office/word/2010/wordml" xmlns:w15="http://schemas.microsoft.com/office/word/2012/wordml" xmlns:wpg="http://schemas.microsoft.com/office/word/2010/wordprocessingGroup" xmlns:wpi="http://schemas.microsoft.com/office/word/2010/wordprocessingInk" xmlns:wne="http://schemas.microsoft.com/office/word/2006/wordml" xmlns:wps="http://schemas.microsoft.com/office/word/2010/wordprocessingShape" mc:Ignorable="w14 w15 wp14">
+<w:endnotes xmlns:wpc="http://schemas.microsoft.com/office/word/2010/wordprocessingCanvas" xmlns:cx="http://schemas.microsoft.com/office/drawing/2014/chartex" xmlns:cx1="http://schemas.microsoft.com/office/drawing/2015/9/8/chartex" xmlns:cx2="http://schemas.microsoft.com/office/drawing/2015/10/21/chartex" xmlns:cx3="http://schemas.microsoft.com/office/drawing/2016/5/9/chartex" xmlns:cx4="http://schemas.microsoft.com/office/drawing/2016/5/10/chartex" xmlns:cx5="http://schemas.microsoft.com/office/drawing/2016/5/11/chartex" xmlns:cx6="http://schemas.microsoft.com/office/drawing/2016/5/12/chartex" xmlns:cx7="http://schemas.microsoft.com/office/drawing/2016/5/13/chartex" xmlns:cx8="http://schemas.microsoft.com/office/drawing/2016/5/14/chartex" xmlns:mc="http://schemas.openxmlformats.org/markup-compatibility/2006" xmlns:aink="http://schemas.microsoft.com/office/drawing/2016/ink" xmlns:am3d="http://schemas.microsoft.com/office/drawing/2017/model3d" xmlns:o="urn:schemas-microsoft-com:office:office" xmlns:oel="http://schemas.microsoft.com/office/2019/extlst" xmlns:r="http://schemas.openxmlformats.org/officeDocument/2006/relationships" xmlns:m="http://schemas.openxmlformats.org/officeDocument/2006/math" xmlns:v="urn:schemas-microsoft-com:vml" xmlns:wp14="http://schemas.microsoft.com/office/word/2010/wordprocessingDrawing" xmlns:wp="http://schemas.openxmlformats.org/drawingml/2006/wordprocessingDrawing" xmlns:w10="urn:schemas-microsoft-com:office:word" xmlns:w="http://schemas.openxmlformats.org/wordprocessingml/2006/main" xmlns:w14="http://schemas.microsoft.com/office/word/2010/wordml" xmlns:w15="http://schemas.microsoft.com/office/word/2012/wordml" xmlns:w16cex="http://schemas.microsoft.com/office/word/2018/wordml/cex" xmlns:w16cid="http://schemas.microsoft.com/office/word/2016/wordml/cid" xmlns:w16="http://schemas.microsoft.com/office/word/2018/wordml" xmlns:w16du="http://schemas.microsoft.com/office/word/2023/wordml/word16du" xmlns:w16sdtdh="http://schemas.microsoft.com/office/word/2020/wordml/sdtdatahash" xmlns:w16sdtfl="http://schemas.microsoft.com/office/word/2024/wordml/sdtformatlock" xmlns:w16se="http://schemas.microsoft.com/office/word/2015/wordml/symex" xmlns:wpg="http://schemas.microsoft.com/office/word/2010/wordprocessingGroup" xmlns:wpi="http://schemas.microsoft.com/office/word/2010/wordprocessingInk" xmlns:wne="http://schemas.microsoft.com/office/word/2006/wordml" xmlns:wps="http://schemas.microsoft.com/office/word/2010/wordprocessingShape" mc:Ignorable="w14 w15 w16se w16cid w16 w16cex w16sdtdh w16sdtfl w16du wp14">
   <w:endnote w:type="separator" w:id="-1">
     <w:p>
       <w:r>
@@ -6063,7 +6055,7 @@
 </file>
 
 <file path=word/footer1.xml><?xml version="1.0" encoding="utf-8"?>
-<w:ftr xmlns:wpc="http://schemas.microsoft.com/office/word/2010/wordprocessingCanvas" xmlns:mc="http://schemas.openxmlformats.org/markup-compatibility/2006" xmlns:o="urn:schemas-microsoft-com:office:office" xmlns:r="http://schemas.openxmlformats.org/officeDocument/2006/relationships" xmlns:m="http://schemas.openxmlformats.org/officeDocument/2006/math" xmlns:v="urn:schemas-microsoft-com:vml" xmlns:wp14="http://schemas.microsoft.com/office/word/2010/wordprocessingDrawing" xmlns:wp="http://schemas.openxmlformats.org/drawingml/2006/wordprocessingDrawing" xmlns:w10="urn:schemas-microsoft-com:office:word" xmlns:w="http://schemas.openxmlformats.org/wordprocessingml/2006/main" xmlns:w14="http://schemas.microsoft.com/office/word/2010/wordml" xmlns:w15="http://schemas.microsoft.com/office/word/2012/wordml" xmlns:wpg="http://schemas.microsoft.com/office/word/2010/wordprocessingGroup" xmlns:wpi="http://schemas.microsoft.com/office/word/2010/wordprocessingInk" xmlns:wne="http://schemas.microsoft.com/office/word/2006/wordml" xmlns:wps="http://schemas.microsoft.com/office/word/2010/wordprocessingShape" mc:Ignorable="w14 w15 wp14">
+<w:ftr xmlns:wpc="http://schemas.microsoft.com/office/word/2010/wordprocessingCanvas" xmlns:cx="http://schemas.microsoft.com/office/drawing/2014/chartex" xmlns:cx1="http://schemas.microsoft.com/office/drawing/2015/9/8/chartex" xmlns:cx2="http://schemas.microsoft.com/office/drawing/2015/10/21/chartex" xmlns:cx3="http://schemas.microsoft.com/office/drawing/2016/5/9/chartex" xmlns:cx4="http://schemas.microsoft.com/office/drawing/2016/5/10/chartex" xmlns:cx5="http://schemas.microsoft.com/office/drawing/2016/5/11/chartex" xmlns:cx6="http://schemas.microsoft.com/office/drawing/2016/5/12/chartex" xmlns:cx7="http://schemas.microsoft.com/office/drawing/2016/5/13/chartex" xmlns:cx8="http://schemas.microsoft.com/office/drawing/2016/5/14/chartex" xmlns:mc="http://schemas.openxmlformats.org/markup-compatibility/2006" xmlns:aink="http://schemas.microsoft.com/office/drawing/2016/ink" xmlns:am3d="http://schemas.microsoft.com/office/drawing/2017/model3d" xmlns:o="urn:schemas-microsoft-com:office:office" xmlns:oel="http://schemas.microsoft.com/office/2019/extlst" xmlns:r="http://schemas.openxmlformats.org/officeDocument/2006/relationships" xmlns:m="http://schemas.openxmlformats.org/officeDocument/2006/math" xmlns:v="urn:schemas-microsoft-com:vml" xmlns:wp14="http://schemas.microsoft.com/office/word/2010/wordprocessingDrawing" xmlns:wp="http://schemas.openxmlformats.org/drawingml/2006/wordprocessingDrawing" xmlns:w10="urn:schemas-microsoft-com:office:word" xmlns:w="http://schemas.openxmlformats.org/wordprocessingml/2006/main" xmlns:w14="http://schemas.microsoft.com/office/word/2010/wordml" xmlns:w15="http://schemas.microsoft.com/office/word/2012/wordml" xmlns:w16cex="http://schemas.microsoft.com/office/word/2018/wordml/cex" xmlns:w16cid="http://schemas.microsoft.com/office/word/2016/wordml/cid" xmlns:w16="http://schemas.microsoft.com/office/word/2018/wordml" xmlns:w16du="http://schemas.microsoft.com/office/word/2023/wordml/word16du" xmlns:w16sdtdh="http://schemas.microsoft.com/office/word/2020/wordml/sdtdatahash" xmlns:w16sdtfl="http://schemas.microsoft.com/office/word/2024/wordml/sdtformatlock" xmlns:w16se="http://schemas.microsoft.com/office/word/2015/wordml/symex" xmlns:wpg="http://schemas.microsoft.com/office/word/2010/wordprocessingGroup" xmlns:wpi="http://schemas.microsoft.com/office/word/2010/wordprocessingInk" xmlns:wne="http://schemas.microsoft.com/office/word/2006/wordml" xmlns:wps="http://schemas.microsoft.com/office/word/2010/wordprocessingShape" mc:Ignorable="w14 w15 w16se w16cid w16 w16cex w16sdtdh w16sdtfl w16du wp14">
   <w:sdt>
     <w:sdtPr>
       <w:id w:val="951121561"/>
@@ -6072,7 +6064,6 @@
         <w:docPartUnique/>
       </w:docPartObj>
     </w:sdtPr>
-    <w:sdtEndPr/>
     <w:sdtContent>
       <w:p>
         <w:pPr>
@@ -6110,7 +6101,7 @@
 </file>
 
 <file path=word/footnotes.xml><?xml version="1.0" encoding="utf-8"?>
-<w:footnotes xmlns:wpc="http://schemas.microsoft.com/office/word/2010/wordprocessingCanvas" xmlns:mc="http://schemas.openxmlformats.org/markup-compatibility/2006" xmlns:o="urn:schemas-microsoft-com:office:office" xmlns:r="http://schemas.openxmlformats.org/officeDocument/2006/relationships" xmlns:m="http://schemas.openxmlformats.org/officeDocument/2006/math" xmlns:v="urn:schemas-microsoft-com:vml" xmlns:wp14="http://schemas.microsoft.com/office/word/2010/wordprocessingDrawing" xmlns:wp="http://schemas.openxmlformats.org/drawingml/2006/wordprocessingDrawing" xmlns:w10="urn:schemas-microsoft-com:office:word" xmlns:w="http://schemas.openxmlformats.org/wordprocessingml/2006/main" xmlns:w14="http://schemas.microsoft.com/office/word/2010/wordml" xmlns:w15="http://schemas.microsoft.com/office/word/2012/wordml" xmlns:wpg="http://schemas.microsoft.com/office/word/2010/wordprocessingGroup" xmlns:wpi="http://schemas.microsoft.com/office/word/2010/wordprocessingInk" xmlns:wne="http://schemas.microsoft.com/office/word/2006/wordml" xmlns:wps="http://schemas.microsoft.com/office/word/2010/wordprocessingShape" mc:Ignorable="w14 w15 wp14">
+<w:footnotes xmlns:wpc="http://schemas.microsoft.com/office/word/2010/wordprocessingCanvas" xmlns:cx="http://schemas.microsoft.com/office/drawing/2014/chartex" xmlns:cx1="http://schemas.microsoft.com/office/drawing/2015/9/8/chartex" xmlns:cx2="http://schemas.microsoft.com/office/drawing/2015/10/21/chartex" xmlns:cx3="http://schemas.microsoft.com/office/drawing/2016/5/9/chartex" xmlns:cx4="http://schemas.microsoft.com/office/drawing/2016/5/10/chartex" xmlns:cx5="http://schemas.microsoft.com/office/drawing/2016/5/11/chartex" xmlns:cx6="http://schemas.microsoft.com/office/drawing/2016/5/12/chartex" xmlns:cx7="http://schemas.microsoft.com/office/drawing/2016/5/13/chartex" xmlns:cx8="http://schemas.microsoft.com/office/drawing/2016/5/14/chartex" xmlns:mc="http://schemas.openxmlformats.org/markup-compatibility/2006" xmlns:aink="http://schemas.microsoft.com/office/drawing/2016/ink" xmlns:am3d="http://schemas.microsoft.com/office/drawing/2017/model3d" xmlns:o="urn:schemas-microsoft-com:office:office" xmlns:oel="http://schemas.microsoft.com/office/2019/extlst" xmlns:r="http://schemas.openxmlformats.org/officeDocument/2006/relationships" xmlns:m="http://schemas.openxmlformats.org/officeDocument/2006/math" xmlns:v="urn:schemas-microsoft-com:vml" xmlns:wp14="http://schemas.microsoft.com/office/word/2010/wordprocessingDrawing" xmlns:wp="http://schemas.openxmlformats.org/drawingml/2006/wordprocessingDrawing" xmlns:w10="urn:schemas-microsoft-com:office:word" xmlns:w="http://schemas.openxmlformats.org/wordprocessingml/2006/main" xmlns:w14="http://schemas.microsoft.com/office/word/2010/wordml" xmlns:w15="http://schemas.microsoft.com/office/word/2012/wordml" xmlns:w16cex="http://schemas.microsoft.com/office/word/2018/wordml/cex" xmlns:w16cid="http://schemas.microsoft.com/office/word/2016/wordml/cid" xmlns:w16="http://schemas.microsoft.com/office/word/2018/wordml" xmlns:w16du="http://schemas.microsoft.com/office/word/2023/wordml/word16du" xmlns:w16sdtdh="http://schemas.microsoft.com/office/word/2020/wordml/sdtdatahash" xmlns:w16sdtfl="http://schemas.microsoft.com/office/word/2024/wordml/sdtformatlock" xmlns:w16se="http://schemas.microsoft.com/office/word/2015/wordml/symex" xmlns:wpg="http://schemas.microsoft.com/office/word/2010/wordprocessingGroup" xmlns:wpi="http://schemas.microsoft.com/office/word/2010/wordprocessingInk" xmlns:wne="http://schemas.microsoft.com/office/word/2006/wordml" xmlns:wps="http://schemas.microsoft.com/office/word/2010/wordprocessingShape" mc:Ignorable="w14 w15 w16se w16cid w16 w16cex w16sdtdh w16sdtfl w16du wp14">
   <w:footnote w:type="separator" w:id="-1">
     <w:p>
       <w:r>
@@ -6129,7 +6120,7 @@
 </file>
 
 <file path=word/numbering.xml><?xml version="1.0" encoding="utf-8"?>
-<w:numbering xmlns:wpc="http://schemas.microsoft.com/office/word/2010/wordprocessingCanvas" xmlns:mc="http://schemas.openxmlformats.org/markup-compatibility/2006" xmlns:o="urn:schemas-microsoft-com:office:office" xmlns:r="http://schemas.openxmlformats.org/officeDocument/2006/relationships" xmlns:m="http://schemas.openxmlformats.org/officeDocument/2006/math" xmlns:v="urn:schemas-microsoft-com:vml" xmlns:wp14="http://schemas.microsoft.com/office/word/2010/wordprocessingDrawing" xmlns:wp="http://schemas.openxmlformats.org/drawingml/2006/wordprocessingDrawing" xmlns:w10="urn:schemas-microsoft-com:office:word" xmlns:w="http://schemas.openxmlformats.org/wordprocessingml/2006/main" xmlns:w14="http://schemas.microsoft.com/office/word/2010/wordml" xmlns:w15="http://schemas.microsoft.com/office/word/2012/wordml" xmlns:wpg="http://schemas.microsoft.com/office/word/2010/wordprocessingGroup" xmlns:wpi="http://schemas.microsoft.com/office/word/2010/wordprocessingInk" xmlns:wne="http://schemas.microsoft.com/office/word/2006/wordml" xmlns:wps="http://schemas.microsoft.com/office/word/2010/wordprocessingShape" mc:Ignorable="w14 w15 wp14">
+<w:numbering xmlns:wpc="http://schemas.microsoft.com/office/word/2010/wordprocessingCanvas" xmlns:cx="http://schemas.microsoft.com/office/drawing/2014/chartex" xmlns:cx1="http://schemas.microsoft.com/office/drawing/2015/9/8/chartex" xmlns:cx2="http://schemas.microsoft.com/office/drawing/2015/10/21/chartex" xmlns:cx3="http://schemas.microsoft.com/office/drawing/2016/5/9/chartex" xmlns:cx4="http://schemas.microsoft.com/office/drawing/2016/5/10/chartex" xmlns:cx5="http://schemas.microsoft.com/office/drawing/2016/5/11/chartex" xmlns:cx6="http://schemas.microsoft.com/office/drawing/2016/5/12/chartex" xmlns:cx7="http://schemas.microsoft.com/office/drawing/2016/5/13/chartex" xmlns:cx8="http://schemas.microsoft.com/office/drawing/2016/5/14/chartex" xmlns:mc="http://schemas.openxmlformats.org/markup-compatibility/2006" xmlns:aink="http://schemas.microsoft.com/office/drawing/2016/ink" xmlns:am3d="http://schemas.microsoft.com/office/drawing/2017/model3d" xmlns:o="urn:schemas-microsoft-com:office:office" xmlns:oel="http://schemas.microsoft.com/office/2019/extlst" xmlns:r="http://schemas.openxmlformats.org/officeDocument/2006/relationships" xmlns:m="http://schemas.openxmlformats.org/officeDocument/2006/math" xmlns:v="urn:schemas-microsoft-com:vml" xmlns:wp14="http://schemas.microsoft.com/office/word/2010/wordprocessingDrawing" xmlns:wp="http://schemas.openxmlformats.org/drawingml/2006/wordprocessingDrawing" xmlns:w10="urn:schemas-microsoft-com:office:word" xmlns:w="http://schemas.openxmlformats.org/wordprocessingml/2006/main" xmlns:w14="http://schemas.microsoft.com/office/word/2010/wordml" xmlns:w15="http://schemas.microsoft.com/office/word/2012/wordml" xmlns:w16cex="http://schemas.microsoft.com/office/word/2018/wordml/cex" xmlns:w16cid="http://schemas.microsoft.com/office/word/2016/wordml/cid" xmlns:w16="http://schemas.microsoft.com/office/word/2018/wordml" xmlns:w16du="http://schemas.microsoft.com/office/word/2023/wordml/word16du" xmlns:w16sdtdh="http://schemas.microsoft.com/office/word/2020/wordml/sdtdatahash" xmlns:w16sdtfl="http://schemas.microsoft.com/office/word/2024/wordml/sdtformatlock" xmlns:w16se="http://schemas.microsoft.com/office/word/2015/wordml/symex" xmlns:wpg="http://schemas.microsoft.com/office/word/2010/wordprocessingGroup" xmlns:wpi="http://schemas.microsoft.com/office/word/2010/wordprocessingInk" xmlns:wne="http://schemas.microsoft.com/office/word/2006/wordml" xmlns:wps="http://schemas.microsoft.com/office/word/2010/wordprocessingShape" mc:Ignorable="w14 w15 w16se w16cid w16 w16cex w16sdtdh w16sdtfl w16du wp14">
   <w:abstractNum w:abstractNumId="0" w15:restartNumberingAfterBreak="0">
     <w:nsid w:val="F78804A0"/>
     <w:multiLevelType w:val="singleLevel"/>
@@ -7043,47 +7034,47 @@
       </w:pPr>
     </w:lvl>
   </w:abstractNum>
-  <w:num w:numId="1">
+  <w:num w:numId="1" w16cid:durableId="822964572">
     <w:abstractNumId w:val="7"/>
   </w:num>
-  <w:num w:numId="2">
+  <w:num w:numId="2" w16cid:durableId="930967949">
     <w:abstractNumId w:val="3"/>
   </w:num>
-  <w:num w:numId="3">
+  <w:num w:numId="3" w16cid:durableId="1020858942">
     <w:abstractNumId w:val="2"/>
   </w:num>
-  <w:num w:numId="4">
+  <w:num w:numId="4" w16cid:durableId="575896334">
     <w:abstractNumId w:val="10"/>
   </w:num>
-  <w:num w:numId="5">
+  <w:num w:numId="5" w16cid:durableId="49234695">
     <w:abstractNumId w:val="8"/>
   </w:num>
-  <w:num w:numId="6">
+  <w:num w:numId="6" w16cid:durableId="2108691820">
     <w:abstractNumId w:val="4"/>
   </w:num>
-  <w:num w:numId="7">
+  <w:num w:numId="7" w16cid:durableId="1013798250">
     <w:abstractNumId w:val="0"/>
   </w:num>
-  <w:num w:numId="8">
+  <w:num w:numId="8" w16cid:durableId="973946817">
     <w:abstractNumId w:val="6"/>
   </w:num>
-  <w:num w:numId="9">
+  <w:num w:numId="9" w16cid:durableId="63571203">
     <w:abstractNumId w:val="9"/>
   </w:num>
-  <w:num w:numId="10">
+  <w:num w:numId="10" w16cid:durableId="1916042597">
     <w:abstractNumId w:val="1"/>
   </w:num>
-  <w:num w:numId="11">
+  <w:num w:numId="11" w16cid:durableId="17969459">
     <w:abstractNumId w:val="5"/>
   </w:num>
-  <w:num w:numId="12">
+  <w:num w:numId="12" w16cid:durableId="585264991">
     <w:abstractNumId w:val="11"/>
   </w:num>
 </w:numbering>
 </file>
 
 <file path=word/styles.xml><?xml version="1.0" encoding="utf-8"?>
-<w:styles xmlns:mc="http://schemas.openxmlformats.org/markup-compatibility/2006" xmlns:r="http://schemas.openxmlformats.org/officeDocument/2006/relationships" xmlns:w="http://schemas.openxmlformats.org/wordprocessingml/2006/main" xmlns:w14="http://schemas.microsoft.com/office/word/2010/wordml" xmlns:w15="http://schemas.microsoft.com/office/word/2012/wordml" mc:Ignorable="w14 w15">
+<w:styles xmlns:mc="http://schemas.openxmlformats.org/markup-compatibility/2006" xmlns:r="http://schemas.openxmlformats.org/officeDocument/2006/relationships" xmlns:w="http://schemas.openxmlformats.org/wordprocessingml/2006/main" xmlns:w14="http://schemas.microsoft.com/office/word/2010/wordml" xmlns:w15="http://schemas.microsoft.com/office/word/2012/wordml" xmlns:w16cex="http://schemas.microsoft.com/office/word/2018/wordml/cex" xmlns:w16cid="http://schemas.microsoft.com/office/word/2016/wordml/cid" xmlns:w16="http://schemas.microsoft.com/office/word/2018/wordml" xmlns:w16du="http://schemas.microsoft.com/office/word/2023/wordml/word16du" xmlns:w16sdtdh="http://schemas.microsoft.com/office/word/2020/wordml/sdtdatahash" xmlns:w16sdtfl="http://schemas.microsoft.com/office/word/2024/wordml/sdtformatlock" xmlns:w16se="http://schemas.microsoft.com/office/word/2015/wordml/symex" mc:Ignorable="w14 w15 w16se w16cid w16 w16cex w16sdtdh w16sdtfl w16du">
   <w:docDefaults>
     <w:rPrDefault>
       <w:rPr>
@@ -7095,7 +7086,7 @@
     </w:rPrDefault>
     <w:pPrDefault/>
   </w:docDefaults>
-  <w:latentStyles w:defLockedState="0" w:defUIPriority="99" w:defSemiHidden="0" w:defUnhideWhenUsed="0" w:defQFormat="0" w:count="371">
+  <w:latentStyles w:defLockedState="0" w:defUIPriority="99" w:defSemiHidden="0" w:defUnhideWhenUsed="0" w:defQFormat="0" w:count="376">
     <w:lsdException w:name="Normal" w:uiPriority="0" w:qFormat="1"/>
     <w:lsdException w:name="heading 1" w:uiPriority="9" w:qFormat="1"/>
     <w:lsdException w:name="heading 2" w:semiHidden="1" w:uiPriority="9" w:unhideWhenUsed="1" w:qFormat="1"/>
@@ -7467,6 +7458,11 @@
     <w:lsdException w:name="List Table 5 Dark Accent 6" w:uiPriority="50"/>
     <w:lsdException w:name="List Table 6 Colorful Accent 6" w:uiPriority="51"/>
     <w:lsdException w:name="List Table 7 Colorful Accent 6" w:uiPriority="52"/>
+    <w:lsdException w:name="Mention" w:semiHidden="1" w:unhideWhenUsed="1"/>
+    <w:lsdException w:name="Smart Hyperlink" w:semiHidden="1" w:unhideWhenUsed="1"/>
+    <w:lsdException w:name="Hashtag" w:semiHidden="1" w:unhideWhenUsed="1"/>
+    <w:lsdException w:name="Unresolved Mention" w:semiHidden="1" w:unhideWhenUsed="1"/>
+    <w:lsdException w:name="Smart Link" w:semiHidden="1" w:unhideWhenUsed="1"/>
   </w:latentStyles>
   <w:style w:type="paragraph" w:default="1" w:styleId="a">
     <w:name w:val="Normal"/>
